--- a/lib/briefing/templates/CP.docx
+++ b/lib/briefing/templates/CP.docx
@@ -1067,7 +1067,7 @@
           <w:p>
             <w:pPr>
               <w:pStyle w:val="Geenafstand"/>
-              <w:jc w:val="both"/>
+              <w:jc w:val="left"/>
               <w:rPr>
                 <w:rFonts w:ascii="Calibri" w:eastAsia="Noto Sans JP Regular" w:hAnsi="Calibri" w:cs="Calibri"/>
                 <w:sz w:val="25"/>
@@ -1096,7 +1096,7 @@
           <w:p>
             <w:pPr>
               <w:pStyle w:val="Geenafstand"/>
-              <w:jc w:val="both"/>
+              <w:jc w:val="left"/>
               <w:cnfStyle w:val="000000000000" w:firstRow="0" w:lastRow="0" w:firstColumn="0" w:lastColumn="0" w:oddVBand="0" w:evenVBand="0" w:oddHBand="0" w:evenHBand="0" w:firstRowFirstColumn="0" w:firstRowLastColumn="0" w:lastRowFirstColumn="0" w:lastRowLastColumn="0"/>
               <w:rPr>
                 <w:rFonts w:ascii="Calibri" w:eastAsia="Noto Sans JP Regular" w:hAnsi="Calibri" w:cs="Calibri"/>
@@ -1134,7 +1134,7 @@
           <w:p>
             <w:pPr>
               <w:pStyle w:val="Geenafstand"/>
-              <w:jc w:val="both"/>
+              <w:jc w:val="left"/>
               <w:rPr>
                 <w:rFonts w:ascii="Calibri" w:eastAsia="Noto Sans JP Regular" w:hAnsi="Calibri" w:cs="Calibri"/>
                 <w:sz w:val="25"/>
@@ -1163,7 +1163,7 @@
           <w:p>
             <w:pPr>
               <w:pStyle w:val="Geenafstand"/>
-              <w:jc w:val="both"/>
+              <w:jc w:val="left"/>
               <w:cnfStyle w:val="100000000000" w:firstRow="1" w:lastRow="0" w:firstColumn="0" w:lastColumn="0" w:oddVBand="0" w:evenVBand="0" w:oddHBand="0" w:evenHBand="0" w:firstRowFirstColumn="0" w:firstRowLastColumn="0" w:lastRowFirstColumn="0" w:lastRowLastColumn="0"/>
               <w:rPr>
                 <w:rFonts w:ascii="Calibri" w:eastAsia="Noto Sans JP Regular" w:hAnsi="Calibri" w:cs="Calibri"/>
@@ -1203,7 +1203,7 @@
           <w:p>
             <w:pPr>
               <w:pStyle w:val="Geenafstand"/>
-              <w:jc w:val="both"/>
+              <w:jc w:val="left"/>
               <w:rPr>
                 <w:rFonts w:ascii="Calibri" w:eastAsia="Noto Sans JP Regular" w:hAnsi="Calibri" w:cs="Calibri"/>
                 <w:sz w:val="25"/>
@@ -1232,7 +1232,7 @@
           <w:p>
             <w:pPr>
               <w:pStyle w:val="Geenafstand"/>
-              <w:jc w:val="both"/>
+              <w:jc w:val="left"/>
               <w:cnfStyle w:val="100000000000" w:firstRow="1" w:lastRow="0" w:firstColumn="0" w:lastColumn="0" w:oddVBand="0" w:evenVBand="0" w:oddHBand="0" w:evenHBand="0" w:firstRowFirstColumn="0" w:firstRowLastColumn="0" w:lastRowFirstColumn="0" w:lastRowLastColumn="0"/>
               <w:rPr>
                 <w:rFonts w:ascii="Calibri" w:eastAsia="Noto Sans JP Regular" w:hAnsi="Calibri" w:cs="Calibri"/>
@@ -1266,12 +1266,13 @@
             <w:tcBorders>
               <w:top w:val="single" w:sz="4" w:space="0" w:color="auto"/>
             </w:tcBorders>
+            <w:shd w:val="clear" w:color="auto" w:fill="F2F2F2" w:themeFill="background1" w:themeFillShade="F2"/>
             <w:vAlign w:val="center"/>
           </w:tcPr>
           <w:p>
             <w:pPr>
               <w:pStyle w:val="Geenafstand"/>
-              <w:jc w:val="both"/>
+              <w:jc w:val="left"/>
               <w:rPr>
                 <w:rFonts w:ascii="Calibri" w:eastAsia="Noto Sans JP Regular" w:hAnsi="Calibri" w:cs="Calibri"/>
                 <w:sz w:val="25"/>
@@ -1300,7 +1301,7 @@
           <w:p>
             <w:pPr>
               <w:pStyle w:val="Geenafstand"/>
-              <w:jc w:val="both"/>
+              <w:jc w:val="left"/>
               <w:cnfStyle w:val="000000100000" w:firstRow="0" w:lastRow="0" w:firstColumn="0" w:lastColumn="0" w:oddVBand="0" w:evenVBand="0" w:oddHBand="1" w:evenHBand="0" w:firstRowFirstColumn="0" w:firstRowLastColumn="0" w:lastRowFirstColumn="0" w:lastRowLastColumn="0"/>
               <w:rPr>
                 <w:rFonts w:ascii="Calibri" w:eastAsia="Noto Sans JP Regular" w:hAnsi="Calibri" w:cs="Calibri"/>
@@ -1334,7 +1335,7 @@
           <w:p>
             <w:pPr>
               <w:pStyle w:val="Geenafstand"/>
-              <w:jc w:val="both"/>
+              <w:jc w:val="left"/>
               <w:rPr>
                 <w:rFonts w:ascii="Calibri" w:eastAsia="Noto Sans JP Regular" w:hAnsi="Calibri" w:cs="Calibri"/>
                 <w:sz w:val="25"/>
@@ -1360,7 +1361,7 @@
           <w:p>
             <w:pPr>
               <w:pStyle w:val="Geenafstand"/>
-              <w:jc w:val="both"/>
+              <w:jc w:val="left"/>
               <w:cnfStyle w:val="000000000000" w:firstRow="0" w:lastRow="0" w:firstColumn="0" w:lastColumn="0" w:oddVBand="0" w:evenVBand="0" w:oddHBand="0" w:evenHBand="0" w:firstRowFirstColumn="0" w:firstRowLastColumn="0" w:lastRowFirstColumn="0" w:lastRowLastColumn="0"/>
               <w:rPr>
                 <w:rFonts w:ascii="Calibri" w:eastAsia="Noto Sans JP Regular" w:hAnsi="Calibri" w:cs="Calibri"/>
@@ -1389,12 +1390,13 @@
           <w:tcPr>
             <w:cnfStyle w:val="001000000000" w:firstRow="0" w:lastRow="0" w:firstColumn="1" w:lastColumn="0" w:oddVBand="0" w:evenVBand="0" w:oddHBand="0" w:evenHBand="0" w:firstRowFirstColumn="0" w:firstRowLastColumn="0" w:lastRowFirstColumn="0" w:lastRowLastColumn="0"/>
             <w:tcW w:w="2693" w:type="dxa"/>
+            <w:shd w:val="clear" w:color="auto" w:fill="F2F2F2" w:themeFill="background1" w:themeFillShade="F2"/>
             <w:vAlign w:val="center"/>
           </w:tcPr>
           <w:p>
             <w:pPr>
               <w:pStyle w:val="Geenafstand"/>
-              <w:jc w:val="both"/>
+              <w:jc w:val="left"/>
               <w:rPr>
                 <w:rFonts w:ascii="Calibri" w:eastAsia="Noto Sans JP Regular" w:hAnsi="Calibri" w:cs="Calibri"/>
                 <w:sz w:val="25"/>
@@ -1420,7 +1422,7 @@
           <w:p>
             <w:pPr>
               <w:pStyle w:val="Geenafstand"/>
-              <w:jc w:val="both"/>
+              <w:jc w:val="left"/>
               <w:cnfStyle w:val="000000100000" w:firstRow="0" w:lastRow="0" w:firstColumn="0" w:lastColumn="0" w:oddVBand="0" w:evenVBand="0" w:oddHBand="1" w:evenHBand="0" w:firstRowFirstColumn="0" w:firstRowLastColumn="0" w:lastRowFirstColumn="0" w:lastRowLastColumn="0"/>
               <w:rPr>
                 <w:rFonts w:ascii="Calibri" w:eastAsia="Noto Sans JP Regular" w:hAnsi="Calibri" w:cs="Calibri"/>
@@ -1454,7 +1456,7 @@
           <w:p>
             <w:pPr>
               <w:pStyle w:val="Geenafstand"/>
-              <w:jc w:val="both"/>
+              <w:jc w:val="left"/>
               <w:rPr>
                 <w:rFonts w:ascii="Calibri" w:eastAsia="Noto Sans JP Regular" w:hAnsi="Calibri" w:cs="Calibri"/>
                 <w:sz w:val="25"/>
@@ -1480,7 +1482,7 @@
           <w:p>
             <w:pPr>
               <w:pStyle w:val="Geenafstand"/>
-              <w:jc w:val="both"/>
+              <w:jc w:val="left"/>
               <w:cnfStyle w:val="000000000000" w:firstRow="0" w:lastRow="0" w:firstColumn="0" w:lastColumn="0" w:oddVBand="0" w:evenVBand="0" w:oddHBand="0" w:evenHBand="0" w:firstRowFirstColumn="0" w:firstRowLastColumn="0" w:lastRowFirstColumn="0" w:lastRowLastColumn="0"/>
               <w:rPr>
                 <w:rFonts w:ascii="Calibri" w:eastAsia="Noto Sans JP Regular" w:hAnsi="Calibri" w:cs="Calibri"/>
@@ -1512,12 +1514,13 @@
             <w:tcBorders>
               <w:bottom w:val="single" w:sz="4" w:space="0" w:color="auto"/>
             </w:tcBorders>
+            <w:shd w:val="clear" w:color="auto" w:fill="F2F2F2" w:themeFill="background1" w:themeFillShade="F2"/>
             <w:vAlign w:val="center"/>
           </w:tcPr>
           <w:p>
             <w:pPr>
               <w:pStyle w:val="Geenafstand"/>
-              <w:jc w:val="both"/>
+              <w:jc w:val="left"/>
               <w:rPr>
                 <w:rFonts w:ascii="Calibri" w:eastAsia="Noto Sans JP Regular" w:hAnsi="Calibri" w:cs="Calibri"/>
                 <w:sz w:val="25"/>
@@ -1546,7 +1549,7 @@
           <w:p>
             <w:pPr>
               <w:pStyle w:val="Geenafstand"/>
-              <w:jc w:val="both"/>
+              <w:jc w:val="left"/>
               <w:cnfStyle w:val="000000100000" w:firstRow="0" w:lastRow="0" w:firstColumn="0" w:lastColumn="0" w:oddVBand="0" w:evenVBand="0" w:oddHBand="1" w:evenHBand="0" w:firstRowFirstColumn="0" w:firstRowLastColumn="0" w:lastRowFirstColumn="0" w:lastRowLastColumn="0"/>
               <w:rPr>
                 <w:rFonts w:ascii="Calibri" w:eastAsia="Noto Sans JP Regular" w:hAnsi="Calibri" w:cs="Calibri"/>
@@ -1583,7 +1586,7 @@
           <w:p>
             <w:pPr>
               <w:pStyle w:val="Geenafstand"/>
-              <w:jc w:val="both"/>
+              <w:jc w:val="left"/>
               <w:rPr>
                 <w:rFonts w:ascii="Calibri" w:eastAsia="Noto Sans JP Regular" w:hAnsi="Calibri" w:cs="Calibri"/>
                 <w:sz w:val="25"/>
@@ -1612,7 +1615,7 @@
           <w:p>
             <w:pPr>
               <w:pStyle w:val="Geenafstand"/>
-              <w:jc w:val="both"/>
+              <w:jc w:val="left"/>
               <w:cnfStyle w:val="100000000000" w:firstRow="1" w:lastRow="0" w:firstColumn="0" w:lastColumn="0" w:oddVBand="0" w:evenVBand="0" w:oddHBand="0" w:evenHBand="0" w:firstRowFirstColumn="0" w:firstRowLastColumn="0" w:lastRowFirstColumn="0" w:lastRowLastColumn="0"/>
               <w:rPr>
                 <w:rFonts w:ascii="Calibri" w:eastAsia="Noto Sans JP Regular" w:hAnsi="Calibri" w:cs="Calibri"/>
@@ -1651,7 +1654,7 @@
           <w:p>
             <w:pPr>
               <w:pStyle w:val="Geenafstand"/>
-              <w:jc w:val="both"/>
+              <w:jc w:val="left"/>
               <w:rPr>
                 <w:rFonts w:ascii="Calibri" w:eastAsia="Noto Sans JP Regular" w:hAnsi="Calibri" w:cs="Calibri"/>
                 <w:sz w:val="25"/>
@@ -1680,7 +1683,7 @@
           <w:p>
             <w:pPr>
               <w:pStyle w:val="Geenafstand"/>
-              <w:jc w:val="both"/>
+              <w:jc w:val="left"/>
               <w:cnfStyle w:val="000000000000" w:firstRow="0" w:lastRow="0" w:firstColumn="0" w:lastColumn="0" w:oddVBand="0" w:evenVBand="0" w:oddHBand="0" w:evenHBand="0" w:firstRowFirstColumn="0" w:firstRowLastColumn="0" w:lastRowFirstColumn="0" w:lastRowLastColumn="0"/>
               <w:rPr>
                 <w:rFonts w:eastAsia="Noto Sans JP Regular" w:cs="Calibri"/>
@@ -1713,6 +1716,7 @@
             <w:tcBorders>
               <w:bottom w:val="single" w:sz="4" w:space="0" w:color="auto"/>
             </w:tcBorders>
+            <w:shd w:val="clear" w:color="auto" w:fill="F2F2F2" w:themeFill="background1" w:themeFillShade="F2"/>
             <w:vAlign w:val="center"/>
           </w:tcPr>
           <w:p>
@@ -1746,7 +1750,7 @@
           <w:p>
             <w:pPr>
               <w:pStyle w:val="Geenafstand"/>
-              <w:jc w:val="both"/>
+              <w:jc w:val="left"/>
               <w:cnfStyle w:val="000000100000" w:firstRow="0" w:lastRow="0" w:firstColumn="0" w:lastColumn="0" w:oddVBand="0" w:evenVBand="0" w:oddHBand="1" w:evenHBand="0" w:firstRowFirstColumn="0" w:firstRowLastColumn="0" w:lastRowFirstColumn="0" w:lastRowLastColumn="0"/>
               <w:rPr>
                 <w:rFonts w:ascii="Calibri" w:eastAsia="Noto Sans JP Regular" w:hAnsi="Calibri" w:cs="Calibri"/>
@@ -1777,12 +1781,13 @@
             <w:tcBorders>
               <w:bottom w:val="single" w:sz="4" w:space="0" w:color="auto"/>
             </w:tcBorders>
+            <w:shd w:val="clear" w:color="auto" w:fill="F2F2F2" w:themeFill="background1" w:themeFillShade="F2"/>
             <w:vAlign w:val="center"/>
           </w:tcPr>
           <w:p>
             <w:pPr>
               <w:pStyle w:val="Geenafstand"/>
-              <w:jc w:val="both"/>
+              <w:jc w:val="left"/>
               <w:rPr>
                 <w:rFonts w:ascii="Calibri" w:eastAsia="Noto Sans JP Regular" w:hAnsi="Calibri" w:cs="Calibri"/>
                 <w:sz w:val="25"/>
@@ -1811,7 +1816,7 @@
           <w:p>
             <w:pPr>
               <w:pStyle w:val="Geenafstand"/>
-              <w:jc w:val="both"/>
+              <w:jc w:val="left"/>
               <w:cnfStyle w:val="000000100000" w:firstRow="0" w:lastRow="0" w:firstColumn="0" w:lastColumn="0" w:oddVBand="0" w:evenVBand="0" w:oddHBand="1" w:evenHBand="0" w:firstRowFirstColumn="0" w:firstRowLastColumn="0" w:lastRowFirstColumn="0" w:lastRowLastColumn="0"/>
               <w:rPr>
                 <w:rFonts w:ascii="Calibri" w:eastAsia="Noto Sans JP Regular" w:hAnsi="Calibri" w:cs="Calibri"/>
@@ -1848,7 +1853,7 @@
           <w:p>
             <w:pPr>
               <w:pStyle w:val="Geenafstand"/>
-              <w:jc w:val="both"/>
+              <w:jc w:val="left"/>
               <w:rPr>
                 <w:rFonts w:ascii="Calibri" w:eastAsia="Noto Sans JP Regular" w:hAnsi="Calibri" w:cs="Calibri"/>
                 <w:sz w:val="25"/>
@@ -1904,12 +1909,13 @@
             <w:tcBorders>
               <w:top w:val="single" w:sz="4" w:space="0" w:color="auto"/>
             </w:tcBorders>
+            <w:shd w:val="clear" w:color="auto" w:fill="F2F2F2" w:themeFill="background1" w:themeFillShade="F2"/>
             <w:vAlign w:val="center"/>
           </w:tcPr>
           <w:p>
             <w:pPr>
               <w:pStyle w:val="Geenafstand"/>
-              <w:jc w:val="both"/>
+              <w:jc w:val="left"/>
               <w:rPr>
                 <w:rFonts w:ascii="Calibri" w:eastAsia="Noto Sans JP Regular" w:hAnsi="Calibri" w:cs="Calibri"/>
                 <w:sz w:val="25"/>
@@ -1938,7 +1944,7 @@
           <w:p>
             <w:pPr>
               <w:pStyle w:val="Geenafstand"/>
-              <w:jc w:val="both"/>
+              <w:jc w:val="left"/>
               <w:cnfStyle w:val="000000100000" w:firstRow="0" w:lastRow="0" w:firstColumn="0" w:lastColumn="0" w:oddVBand="0" w:evenVBand="0" w:oddHBand="1" w:evenHBand="0" w:firstRowFirstColumn="0" w:firstRowLastColumn="0" w:lastRowFirstColumn="0" w:lastRowLastColumn="0"/>
               <w:rPr>
                 <w:rFonts w:ascii="Calibri" w:eastAsia="Noto Sans JP Regular" w:hAnsi="Calibri" w:cs="Calibri"/>
@@ -1974,7 +1980,7 @@
           <w:p>
             <w:pPr>
               <w:pStyle w:val="Geenafstand"/>
-              <w:jc w:val="both"/>
+              <w:jc w:val="left"/>
               <w:rPr>
                 <w:rFonts w:ascii="Calibri" w:eastAsia="Noto Sans JP Regular" w:hAnsi="Calibri" w:cs="Calibri"/>
                 <w:sz w:val="25"/>
@@ -2003,7 +2009,7 @@
           <w:p>
             <w:pPr>
               <w:pStyle w:val="Geenafstand"/>
-              <w:jc w:val="both"/>
+              <w:jc w:val="left"/>
               <w:cnfStyle w:val="000000000000" w:firstRow="0" w:lastRow="0" w:firstColumn="0" w:lastColumn="0" w:oddVBand="0" w:evenVBand="0" w:oddHBand="0" w:evenHBand="0" w:firstRowFirstColumn="0" w:firstRowLastColumn="0" w:lastRowFirstColumn="0" w:lastRowLastColumn="0"/>
               <w:rPr>
                 <w:rFonts w:ascii="Calibri" w:eastAsia="Noto Sans JP Regular" w:hAnsi="Calibri" w:cs="Calibri"/>
@@ -2035,12 +2041,13 @@
             <w:tcBorders>
               <w:top w:val="single" w:sz="4" w:space="0" w:color="auto"/>
             </w:tcBorders>
+            <w:shd w:val="clear" w:color="auto" w:fill="F2F2F2" w:themeFill="background1" w:themeFillShade="F2"/>
             <w:vAlign w:val="center"/>
           </w:tcPr>
           <w:p>
             <w:pPr>
               <w:pStyle w:val="Geenafstand"/>
-              <w:jc w:val="both"/>
+              <w:jc w:val="left"/>
               <w:rPr>
                 <w:rFonts w:ascii="Calibri" w:eastAsia="Noto Sans JP Regular" w:hAnsi="Calibri" w:cs="Calibri"/>
                 <w:sz w:val="25"/>
@@ -2069,7 +2076,7 @@
           <w:p>
             <w:pPr>
               <w:pStyle w:val="Geenafstand"/>
-              <w:jc w:val="both"/>
+              <w:jc w:val="left"/>
               <w:cnfStyle w:val="000000100000" w:firstRow="0" w:lastRow="0" w:firstColumn="0" w:lastColumn="0" w:oddVBand="0" w:evenVBand="0" w:oddHBand="1" w:evenHBand="0" w:firstRowFirstColumn="0" w:firstRowLastColumn="0" w:lastRowFirstColumn="0" w:lastRowLastColumn="0"/>
               <w:rPr>
                 <w:rFonts w:ascii="Calibri" w:eastAsia="Noto Sans JP Regular" w:hAnsi="Calibri" w:cs="Calibri"/>

--- a/lib/briefing/templates/CP.docx
+++ b/lib/briefing/templates/CP.docx
@@ -694,37 +694,46 @@
     </w:p>
     <w:p>
       <w:pPr>
-        <w:spacing w:before="1077"/>
-      </w:pPr>
-      <w:r>
-        <w:t xml:space="preserve">Binnenkort organiseer je namens </w:t>
-      </w:r>
-      <w:r>
-        <w:t>Communicatie Plus</w:t>
-      </w:r>
-      <w:r>
-        <w:t xml:space="preserve"> </w:t>
-      </w:r>
-      <w:r>
-        <w:t xml:space="preserve">een </w:t>
-      </w:r>
-      <w:r>
-        <w:t>training</w:t>
-      </w:r>
-      <w:r>
-        <w:t xml:space="preserve"> bij een van onze klanten. Alle informatie in deze briefing is aangedragen door de klant zodat je de </w:t>
-      </w:r>
-      <w:r>
-        <w:t>training</w:t>
-      </w:r>
-      <w:r>
-        <w:t xml:space="preserve"> </w:t>
-      </w:r>
-      <w:r>
-        <w:t>perfect kan afstemmen op hun situatie en wensen. We benadrukken graag nog even de punten die voor ons belangrijk zijn:</w:t>
-      </w:r>
-    </w:p>
-    <w:p/>
+        <w:spacing w:before="1077" w:after="0" w:line="20" w:lineRule="exact"/>
+        <w:rPr>
+          <w:sz w:val="2"/>
+          <w:szCs w:val="2"/>
+        </w:rPr>
+      </w:pPr>
+    </w:p>
+    <w:p>
+      <w:r>
+        <w:t xml:space="preserve">+++FOR s IN algemeen+++</w:t>
+      </w:r>
+    </w:p>
+    <w:p>
+      <w:r>
+        <w:t xml:space="preserve">+++IF $s.witregel+++</w:t>
+      </w:r>
+    </w:p>
+    <w:p>
+      <w:pPr>
+        <w:rPr>
+          <w:szCs w:val="18"/>
+        </w:rPr>
+      </w:pPr>
+      <w:r>
+        <w:rPr>
+          <w:szCs w:val="18"/>
+        </w:rPr>
+        <w:t xml:space="preserve"/>
+      </w:r>
+    </w:p>
+    <w:p>
+      <w:r>
+        <w:t xml:space="preserve">+++END-IF+++</w:t>
+      </w:r>
+    </w:p>
+    <w:p>
+      <w:r>
+        <w:t xml:space="preserve">+++IF $s.kop+++</w:t>
+      </w:r>
+    </w:p>
     <w:p>
       <w:pPr>
         <w:pStyle w:val="Kop1"/>
@@ -736,268 +745,104 @@
         <w:rPr>
           <w:rFonts w:eastAsia="Noto Sans JP Regular"/>
         </w:rPr>
-        <w:t xml:space="preserve">Onder </w:t>
-      </w:r>
-      <w:r>
-        <w:rPr>
-          <w:rFonts w:eastAsia="Noto Sans JP Regular"/>
-        </w:rPr>
-        <w:t xml:space="preserve">de vlag van </w:t>
-      </w:r>
-      <w:r>
-        <w:rPr>
-          <w:rFonts w:eastAsia="Noto Sans JP Regular"/>
-        </w:rPr>
-        <w:t>Communicatie Plus</w:t>
-      </w:r>
-    </w:p>
-    <w:p>
-      <w:pPr>
-        <w:rPr>
-          <w:szCs w:val="21"/>
-        </w:rPr>
-      </w:pPr>
-      <w:r>
-        <w:rPr>
-          <w:szCs w:val="21"/>
-        </w:rPr>
-        <w:t xml:space="preserve">Het is voor ons belangrijk dat je bij de klant werkt onder </w:t>
-      </w:r>
-      <w:r>
-        <w:rPr>
-          <w:szCs w:val="21"/>
-        </w:rPr>
-        <w:t>onze vlag</w:t>
-      </w:r>
-      <w:r>
-        <w:rPr>
-          <w:szCs w:val="21"/>
-        </w:rPr>
-        <w:t xml:space="preserve">. Dat houdt in dat je je naar de klant toe presenteert als trainer van </w:t>
-      </w:r>
-      <w:r>
-        <w:rPr>
-          <w:szCs w:val="21"/>
-        </w:rPr>
-        <w:t>Communicatie Plus</w:t>
-      </w:r>
-      <w:r>
-        <w:rPr>
-          <w:szCs w:val="21"/>
-        </w:rPr>
-        <w:t>.</w:t>
-      </w:r>
-      <w:r>
-        <w:rPr>
-          <w:szCs w:val="21"/>
-        </w:rPr>
-        <w:t xml:space="preserve"> Acquisitie voor het eigen bedrijf </w:t>
-      </w:r>
-      <w:proofErr w:type="spellStart"/>
-      <w:r>
-        <w:rPr>
-          <w:szCs w:val="21"/>
-        </w:rPr>
-        <w:t>cq.</w:t>
-      </w:r>
-      <w:proofErr w:type="spellEnd"/>
-      <w:r>
-        <w:rPr>
-          <w:szCs w:val="21"/>
-        </w:rPr>
-        <w:t xml:space="preserve"> dienstverlening is </w:t>
-      </w:r>
-      <w:r>
-        <w:rPr>
-          <w:szCs w:val="21"/>
-        </w:rPr>
-        <w:t>niet toegestaan.</w:t>
-      </w:r>
-    </w:p>
-    <w:p/>
-    <w:p>
-      <w:pPr>
-        <w:pStyle w:val="Kop1"/>
-      </w:pPr>
-      <w:r>
-        <w:t>Behoefte aan vervolg of aanvullende diensten</w:t>
-      </w:r>
-    </w:p>
-    <w:p>
-      <w:pPr>
-        <w:rPr>
-          <w:szCs w:val="21"/>
-        </w:rPr>
-      </w:pPr>
-      <w:r>
-        <w:rPr>
-          <w:szCs w:val="21"/>
-        </w:rPr>
-        <w:t xml:space="preserve">Indien de klant aanvullende of opvolgende behoeftes heeft kan je dit met ons communiceren, of je kan de klant doorverwijzen naar ons. Wij treden dan in contact met de klant om de mogelijkheden te bespreken. </w:t>
-      </w:r>
-    </w:p>
-    <w:p/>
-    <w:p>
-      <w:pPr>
-        <w:pStyle w:val="Kop1"/>
-        <w:rPr>
-          <w:rFonts w:eastAsia="Noto Sans JP Regular"/>
-        </w:rPr>
-      </w:pPr>
-      <w:r>
-        <w:rPr>
-          <w:rFonts w:eastAsia="Noto Sans JP Regular"/>
-        </w:rPr>
-        <w:t>Materialen</w:t>
-      </w:r>
-    </w:p>
-    <w:p>
-      <w:pPr>
-        <w:rPr>
-          <w:szCs w:val="21"/>
-        </w:rPr>
-      </w:pPr>
-      <w:r>
-        <w:rPr>
-          <w:szCs w:val="21"/>
-        </w:rPr>
-        <w:t xml:space="preserve">Het is </w:t>
-      </w:r>
-      <w:r>
-        <w:rPr>
-          <w:szCs w:val="21"/>
-        </w:rPr>
-        <w:t xml:space="preserve">belangrijk dat alles er professioneel en uniform uit ziet. Alle materialen, presentaties, et cetera, worden daarom in </w:t>
-      </w:r>
-      <w:r>
-        <w:rPr>
-          <w:szCs w:val="21"/>
-        </w:rPr>
-        <w:t xml:space="preserve">de </w:t>
-      </w:r>
-      <w:r>
-        <w:rPr>
-          <w:szCs w:val="21"/>
-        </w:rPr>
-        <w:t>huisstijl</w:t>
-      </w:r>
-      <w:r>
-        <w:rPr>
-          <w:szCs w:val="21"/>
-        </w:rPr>
-        <w:t xml:space="preserve"> van </w:t>
-      </w:r>
-      <w:r>
-        <w:rPr>
-          <w:szCs w:val="21"/>
-        </w:rPr>
-        <w:t>Communicatie Plus</w:t>
-      </w:r>
-      <w:r>
-        <w:rPr>
-          <w:szCs w:val="21"/>
-        </w:rPr>
-        <w:t xml:space="preserve"> gebruikt tijdens de </w:t>
-      </w:r>
-      <w:r>
-        <w:rPr>
-          <w:szCs w:val="21"/>
-        </w:rPr>
-        <w:t>training</w:t>
-      </w:r>
-      <w:r>
-        <w:rPr>
-          <w:szCs w:val="21"/>
-        </w:rPr>
-        <w:t xml:space="preserve">. Heb je materialen die nog niet in onze huisstijl omgezet zijn? Stuur het dan even door zodat we dit voor de </w:t>
-      </w:r>
-      <w:r>
-        <w:rPr>
-          <w:szCs w:val="21"/>
-        </w:rPr>
-        <w:t>training</w:t>
-      </w:r>
-      <w:r>
-        <w:rPr>
-          <w:szCs w:val="21"/>
-        </w:rPr>
-        <w:t xml:space="preserve"> kunnen doen.</w:t>
-      </w:r>
-    </w:p>
-    <w:p/>
-    <w:p>
-      <w:pPr>
-        <w:pStyle w:val="Kop1"/>
-        <w:rPr>
-          <w:rFonts w:eastAsia="Noto Sans JP Regular"/>
-        </w:rPr>
-      </w:pPr>
-      <w:r>
-        <w:rPr>
-          <w:rFonts w:eastAsia="Noto Sans JP Regular"/>
-        </w:rPr>
-        <w:t xml:space="preserve">Inhoud </w:t>
-      </w:r>
-      <w:r>
-        <w:rPr>
-          <w:rFonts w:eastAsia="Noto Sans JP Regular"/>
-        </w:rPr>
-        <w:t>training</w:t>
-      </w:r>
-    </w:p>
-    <w:p>
-      <w:pPr>
-        <w:rPr>
-          <w:szCs w:val="21"/>
-        </w:rPr>
-      </w:pPr>
-      <w:r>
-        <w:rPr>
-          <w:szCs w:val="21"/>
-        </w:rPr>
-        <w:t xml:space="preserve">De klant heeft de </w:t>
-      </w:r>
-      <w:r>
-        <w:rPr>
-          <w:szCs w:val="21"/>
-        </w:rPr>
-        <w:t>training</w:t>
-      </w:r>
-      <w:r>
-        <w:rPr>
-          <w:szCs w:val="21"/>
-        </w:rPr>
-        <w:t xml:space="preserve"> </w:t>
-      </w:r>
-      <w:r>
-        <w:rPr>
-          <w:szCs w:val="21"/>
-        </w:rPr>
-        <w:t xml:space="preserve">geboekt op basis van de content zoals die op onze website te vinden is. Het is belangrijk dat die inhoud tijdens de </w:t>
-      </w:r>
-      <w:r>
-        <w:rPr>
-          <w:szCs w:val="21"/>
-        </w:rPr>
-        <w:t>training</w:t>
-      </w:r>
-      <w:r>
-        <w:rPr>
-          <w:szCs w:val="21"/>
-        </w:rPr>
-        <w:t xml:space="preserve"> </w:t>
-      </w:r>
-      <w:r>
-        <w:rPr>
-          <w:szCs w:val="21"/>
-        </w:rPr>
-        <w:t xml:space="preserve">aangeraakt wordt. </w:t>
-      </w:r>
-    </w:p>
-    <w:p/>
-    <w:p>
-      <w:r>
-        <w:t>Vragen? We horen het graag!</w:t>
+        <w:t xml:space="preserve">+++$s.kop+++</w:t>
+      </w:r>
+    </w:p>
+    <w:p>
+      <w:r>
+        <w:t xml:space="preserve">+++END-IF+++</w:t>
+      </w:r>
+    </w:p>
+    <w:p>
+      <w:r>
+        <w:t xml:space="preserve">+++FOR r IN $s.regels+++</w:t>
+      </w:r>
+    </w:p>
+    <w:p>
+      <w:r>
+        <w:t xml:space="preserve">+++IF $r.bullet &amp;&amp; !$r.niveau+++</w:t>
+      </w:r>
+    </w:p>
+    <w:p>
+      <w:pPr>
+        <w:numPr>
+          <w:ilvl w:val="0"/>
+          <w:numId w:val="1"/>
+        </w:numPr>
+        <w:rPr>
+          <w:szCs w:val="18"/>
+        </w:rPr>
+      </w:pPr>
+      <w:r>
+        <w:rPr>
+          <w:szCs w:val="18"/>
+        </w:rPr>
+        <w:t xml:space="preserve">+++$r.tekst+++</w:t>
+      </w:r>
+    </w:p>
+    <w:p>
+      <w:r>
+        <w:t xml:space="preserve">+++END-IF+++</w:t>
+      </w:r>
+    </w:p>
+    <w:p>
+      <w:r>
+        <w:t xml:space="preserve">+++IF $r.bullet &amp;&amp; $r.niveau+++</w:t>
+      </w:r>
+    </w:p>
+    <w:p>
+      <w:pPr>
+        <w:numPr>
+          <w:ilvl w:val="1"/>
+          <w:numId w:val="1"/>
+        </w:numPr>
+        <w:rPr>
+          <w:szCs w:val="18"/>
+        </w:rPr>
+      </w:pPr>
+      <w:r>
+        <w:rPr>
+          <w:szCs w:val="18"/>
+        </w:rPr>
+        <w:t xml:space="preserve">+++$r.tekst+++</w:t>
+      </w:r>
+    </w:p>
+    <w:p>
+      <w:r>
+        <w:t xml:space="preserve">+++END-IF+++</w:t>
+      </w:r>
+    </w:p>
+    <w:p>
+      <w:r>
+        <w:t xml:space="preserve">+++IF !$r.bullet+++</w:t>
+      </w:r>
+    </w:p>
+    <w:p>
+      <w:pPr>
+        <w:rPr>
+          <w:szCs w:val="18"/>
+        </w:rPr>
+      </w:pPr>
+      <w:r>
+        <w:rPr>
+          <w:szCs w:val="18"/>
+        </w:rPr>
+        <w:t xml:space="preserve">+++$r.tekst+++</w:t>
+      </w:r>
+    </w:p>
+    <w:p>
+      <w:r>
+        <w:t xml:space="preserve">+++END-IF+++</w:t>
+      </w:r>
+    </w:p>
+    <w:p>
+      <w:r>
+        <w:t xml:space="preserve">+++END-FOR r+++</w:t>
+      </w:r>
+    </w:p>
+    <w:p>
+      <w:r>
+        <w:t xml:space="preserve">+++END-FOR s+++</w:t>
       </w:r>
     </w:p>
     <w:p/>
@@ -2856,6 +2701,11 @@
       </w:r>
     </w:p>
     <w:p>
+      <w:r>
+        <w:t xml:space="preserve">+++FOR m IN mondayChallenges+++</w:t>
+      </w:r>
+    </w:p>
+    <w:p>
       <w:pPr>
         <w:pStyle w:val="Kop1"/>
         <w:rPr>
@@ -2868,64 +2718,62 @@
           <w:rFonts w:eastAsia="Noto Sans JP Regular"/>
           <w:highlight w:val="cyan"/>
         </w:rPr>
-        <w:lastRenderedPageBreak/>
-        <w:t xml:space="preserve">!! Vergeet de </w:t>
-      </w:r>
-      <w:proofErr w:type="spellStart"/>
-      <w:r>
+        <w:t xml:space="preserve">+++$m+++</w:t>
+      </w:r>
+    </w:p>
+    <w:p>
+      <w:r>
+        <w:t xml:space="preserve">+++END-FOR m+++</w:t>
+      </w:r>
+    </w:p>
+    <w:p>
+      <w:pPr>
+        <w:rPr>
+          <w:szCs w:val="18"/>
+        </w:rPr>
+      </w:pPr>
+      <w:r>
+        <w:rPr>
+          <w:szCs w:val="18"/>
+        </w:rPr>
+        <w:t xml:space="preserve">+++FOR blk IN rolblokken+++</w:t>
+      </w:r>
+    </w:p>
+    <w:p>
+      <w:pPr>
+        <w:rPr>
+          <w:szCs w:val="18"/>
+        </w:rPr>
+      </w:pPr>
+      <w:r>
+        <w:rPr>
+          <w:szCs w:val="18"/>
+        </w:rPr>
+        <w:t xml:space="preserve"/>
+      </w:r>
+    </w:p>
+    <w:p>
+      <w:r>
+        <w:t xml:space="preserve">+++IF $blk.titel+++</w:t>
+      </w:r>
+    </w:p>
+    <w:p>
+      <w:pPr>
+        <w:pStyle w:val="Kop1"/>
         <w:rPr>
           <w:rFonts w:eastAsia="Noto Sans JP Regular"/>
-          <w:highlight w:val="cyan"/>
-        </w:rPr>
-        <w:t>Monday</w:t>
-      </w:r>
-      <w:proofErr w:type="spellEnd"/>
+        </w:rPr>
+      </w:pPr>
       <w:r>
         <w:rPr>
           <w:rFonts w:eastAsia="Noto Sans JP Regular"/>
-          <w:highlight w:val="cyan"/>
-        </w:rPr>
-        <w:t xml:space="preserve"> Challenges niet aan te bieden in je sessie !!</w:t>
-      </w:r>
-    </w:p>
-    <w:p>
-      <w:pPr>
-        <w:rPr>
-          <w:szCs w:val="18"/>
-        </w:rPr>
-      </w:pPr>
-      <w:r>
-        <w:rPr>
-          <w:szCs w:val="18"/>
-        </w:rPr>
-        <w:t xml:space="preserve">+++FOR blk IN rolblokken+++</w:t>
-      </w:r>
-    </w:p>
-    <w:p>
-      <w:pPr>
-        <w:rPr>
-          <w:szCs w:val="18"/>
-        </w:rPr>
-      </w:pPr>
-      <w:r>
-        <w:rPr>
-          <w:szCs w:val="18"/>
-        </w:rPr>
-        <w:t xml:space="preserve"/>
-      </w:r>
-    </w:p>
-    <w:p>
-      <w:pPr>
-        <w:pStyle w:val="Kop1"/>
-        <w:rPr>
-          <w:rFonts w:eastAsia="Noto Sans JP Regular"/>
-        </w:rPr>
-      </w:pPr>
-      <w:r>
-        <w:rPr>
-          <w:rFonts w:eastAsia="Noto Sans JP Regular"/>
         </w:rPr>
         <w:t xml:space="preserve">+++$blk.titel+++</w:t>
+      </w:r>
+    </w:p>
+    <w:p>
+      <w:r>
+        <w:t xml:space="preserve">+++END-IF+++</w:t>
       </w:r>
     </w:p>
     <w:p>
@@ -3093,6 +2941,16 @@
       </w:r>
     </w:p>
     <w:p>
+      <w:r>
+        <w:t xml:space="preserve">+++FOR s IN concept+++</w:t>
+      </w:r>
+    </w:p>
+    <w:p>
+      <w:r>
+        <w:t xml:space="preserve">+++IF $s.witregel+++</w:t>
+      </w:r>
+    </w:p>
+    <w:p>
       <w:pPr>
         <w:rPr>
           <w:szCs w:val="18"/>
@@ -3106,6 +2964,16 @@
       </w:r>
     </w:p>
     <w:p>
+      <w:r>
+        <w:t xml:space="preserve">+++END-IF+++</w:t>
+      </w:r>
+    </w:p>
+    <w:p>
+      <w:r>
+        <w:t xml:space="preserve">+++IF $s.kop+++</w:t>
+      </w:r>
+    </w:p>
+    <w:p>
       <w:pPr>
         <w:pStyle w:val="Kop1"/>
         <w:rPr>
@@ -3116,33 +2984,22 @@
         <w:rPr>
           <w:rFonts w:eastAsia="Noto Sans JP Regular"/>
         </w:rPr>
-        <w:t>Concept inhoud</w:t>
-      </w:r>
-    </w:p>
-    <w:p>
-      <w:pPr>
-        <w:rPr>
-          <w:szCs w:val="18"/>
-        </w:rPr>
-      </w:pPr>
-      <w:r>
-        <w:rPr>
-          <w:szCs w:val="18"/>
-        </w:rPr>
-        <w:t xml:space="preserve">Het volgende concept programma is gecommuniceerd met de klant.</w:t>
-      </w:r>
-    </w:p>
-    <w:p>
-      <w:pPr>
-        <w:rPr>
-          <w:szCs w:val="18"/>
-        </w:rPr>
-      </w:pPr>
-      <w:r>
-        <w:rPr>
-          <w:szCs w:val="18"/>
-        </w:rPr>
-        <w:t xml:space="preserve">+++FOR b IN bullets+++</w:t>
+        <w:t xml:space="preserve">+++$s.kop+++</w:t>
+      </w:r>
+    </w:p>
+    <w:p>
+      <w:r>
+        <w:t xml:space="preserve">+++END-IF+++</w:t>
+      </w:r>
+    </w:p>
+    <w:p>
+      <w:r>
+        <w:t xml:space="preserve">+++FOR r IN $s.regels+++</w:t>
+      </w:r>
+    </w:p>
+    <w:p>
+      <w:r>
+        <w:t xml:space="preserve">+++IF $r.bullet &amp;&amp; !$r.niveau+++</w:t>
       </w:r>
     </w:p>
     <w:p>
@@ -3159,6 +3016,101 @@
         <w:rPr>
           <w:szCs w:val="18"/>
         </w:rPr>
+        <w:t xml:space="preserve">+++$r.tekst+++</w:t>
+      </w:r>
+    </w:p>
+    <w:p>
+      <w:r>
+        <w:t xml:space="preserve">+++END-IF+++</w:t>
+      </w:r>
+    </w:p>
+    <w:p>
+      <w:r>
+        <w:t xml:space="preserve">+++IF $r.bullet &amp;&amp; $r.niveau+++</w:t>
+      </w:r>
+    </w:p>
+    <w:p>
+      <w:pPr>
+        <w:numPr>
+          <w:ilvl w:val="1"/>
+          <w:numId w:val="1"/>
+        </w:numPr>
+        <w:rPr>
+          <w:szCs w:val="18"/>
+        </w:rPr>
+      </w:pPr>
+      <w:r>
+        <w:rPr>
+          <w:szCs w:val="18"/>
+        </w:rPr>
+        <w:t xml:space="preserve">+++$r.tekst+++</w:t>
+      </w:r>
+    </w:p>
+    <w:p>
+      <w:r>
+        <w:t xml:space="preserve">+++END-IF+++</w:t>
+      </w:r>
+    </w:p>
+    <w:p>
+      <w:r>
+        <w:t xml:space="preserve">+++IF !$r.bullet+++</w:t>
+      </w:r>
+    </w:p>
+    <w:p>
+      <w:pPr>
+        <w:rPr>
+          <w:szCs w:val="18"/>
+        </w:rPr>
+      </w:pPr>
+      <w:r>
+        <w:rPr>
+          <w:szCs w:val="18"/>
+        </w:rPr>
+        <w:t xml:space="preserve">+++$r.tekst+++</w:t>
+      </w:r>
+    </w:p>
+    <w:p>
+      <w:r>
+        <w:t xml:space="preserve">+++END-IF+++</w:t>
+      </w:r>
+    </w:p>
+    <w:p>
+      <w:r>
+        <w:t xml:space="preserve">+++END-FOR r+++</w:t>
+      </w:r>
+    </w:p>
+    <w:p>
+      <w:r>
+        <w:t xml:space="preserve">+++END-FOR s+++</w:t>
+      </w:r>
+    </w:p>
+    <w:p>
+      <w:pPr>
+        <w:rPr>
+          <w:szCs w:val="18"/>
+        </w:rPr>
+      </w:pPr>
+      <w:r>
+        <w:rPr>
+          <w:szCs w:val="18"/>
+        </w:rPr>
+        <w:t xml:space="preserve">+++FOR b IN bullets+++</w:t>
+      </w:r>
+    </w:p>
+    <w:p>
+      <w:pPr>
+        <w:numPr>
+          <w:ilvl w:val="0"/>
+          <w:numId w:val="1"/>
+        </w:numPr>
+        <w:rPr>
+          <w:szCs w:val="18"/>
+        </w:rPr>
+      </w:pPr>
+      <w:r>
+        <w:rPr>
+          <w:szCs w:val="18"/>
+        </w:rPr>
         <w:t xml:space="preserve">+++$b+++</w:t>
       </w:r>
     </w:p>
@@ -3202,6 +3154,11 @@
       </w:r>
     </w:p>
     <w:p>
+      <w:r>
+        <w:t xml:space="preserve">+++IF $blk.titel+++</w:t>
+      </w:r>
+    </w:p>
+    <w:p>
       <w:pPr>
         <w:pStyle w:val="Kop1"/>
         <w:rPr>
@@ -3213,6 +3170,11 @@
           <w:rFonts w:eastAsia="Noto Sans JP Regular"/>
         </w:rPr>
         <w:t xml:space="preserve">+++$blk.titel+++</w:t>
+      </w:r>
+    </w:p>
+    <w:p>
+      <w:r>
+        <w:t xml:space="preserve">+++END-IF+++</w:t>
       </w:r>
     </w:p>
     <w:p>
@@ -3833,6 +3795,16 @@
       </w:r>
     </w:p>
     <w:p>
+      <w:r>
+        <w:t xml:space="preserve">+++FOR s IN inventarisatieIntro+++</w:t>
+      </w:r>
+    </w:p>
+    <w:p>
+      <w:r>
+        <w:t xml:space="preserve">+++IF $s.witregel+++</w:t>
+      </w:r>
+    </w:p>
+    <w:p>
       <w:pPr>
         <w:rPr>
           <w:szCs w:val="18"/>
@@ -3846,6 +3818,16 @@
       </w:r>
     </w:p>
     <w:p>
+      <w:r>
+        <w:t xml:space="preserve">+++END-IF+++</w:t>
+      </w:r>
+    </w:p>
+    <w:p>
+      <w:r>
+        <w:t xml:space="preserve">+++IF $s.kop+++</w:t>
+      </w:r>
+    </w:p>
+    <w:p>
       <w:pPr>
         <w:pStyle w:val="Kop1"/>
         <w:rPr>
@@ -3856,20 +3838,104 @@
         <w:rPr>
           <w:rFonts w:eastAsia="Noto Sans JP Regular"/>
         </w:rPr>
-        <w:t>Inventarisatie klant</w:t>
-      </w:r>
-    </w:p>
-    <w:p>
-      <w:pPr>
-        <w:rPr>
-          <w:szCs w:val="18"/>
-        </w:rPr>
-      </w:pPr>
-      <w:r>
-        <w:rPr>
-          <w:szCs w:val="18"/>
-        </w:rPr>
-        <w:t xml:space="preserve">Onderstaande informatie komt uit het inventarisatieformulier. Gebruik de context en casuïstiek als input voor de workshop.</w:t>
+        <w:t xml:space="preserve">+++$s.kop+++</w:t>
+      </w:r>
+    </w:p>
+    <w:p>
+      <w:r>
+        <w:t xml:space="preserve">+++END-IF+++</w:t>
+      </w:r>
+    </w:p>
+    <w:p>
+      <w:r>
+        <w:t xml:space="preserve">+++FOR r IN $s.regels+++</w:t>
+      </w:r>
+    </w:p>
+    <w:p>
+      <w:r>
+        <w:t xml:space="preserve">+++IF $r.bullet &amp;&amp; !$r.niveau+++</w:t>
+      </w:r>
+    </w:p>
+    <w:p>
+      <w:pPr>
+        <w:numPr>
+          <w:ilvl w:val="0"/>
+          <w:numId w:val="1"/>
+        </w:numPr>
+        <w:rPr>
+          <w:szCs w:val="18"/>
+        </w:rPr>
+      </w:pPr>
+      <w:r>
+        <w:rPr>
+          <w:szCs w:val="18"/>
+        </w:rPr>
+        <w:t xml:space="preserve">+++$r.tekst+++</w:t>
+      </w:r>
+    </w:p>
+    <w:p>
+      <w:r>
+        <w:t xml:space="preserve">+++END-IF+++</w:t>
+      </w:r>
+    </w:p>
+    <w:p>
+      <w:r>
+        <w:t xml:space="preserve">+++IF $r.bullet &amp;&amp; $r.niveau+++</w:t>
+      </w:r>
+    </w:p>
+    <w:p>
+      <w:pPr>
+        <w:numPr>
+          <w:ilvl w:val="1"/>
+          <w:numId w:val="1"/>
+        </w:numPr>
+        <w:rPr>
+          <w:szCs w:val="18"/>
+        </w:rPr>
+      </w:pPr>
+      <w:r>
+        <w:rPr>
+          <w:szCs w:val="18"/>
+        </w:rPr>
+        <w:t xml:space="preserve">+++$r.tekst+++</w:t>
+      </w:r>
+    </w:p>
+    <w:p>
+      <w:r>
+        <w:t xml:space="preserve">+++END-IF+++</w:t>
+      </w:r>
+    </w:p>
+    <w:p>
+      <w:r>
+        <w:t xml:space="preserve">+++IF !$r.bullet+++</w:t>
+      </w:r>
+    </w:p>
+    <w:p>
+      <w:pPr>
+        <w:rPr>
+          <w:szCs w:val="18"/>
+        </w:rPr>
+      </w:pPr>
+      <w:r>
+        <w:rPr>
+          <w:szCs w:val="18"/>
+        </w:rPr>
+        <w:t xml:space="preserve">+++$r.tekst+++</w:t>
+      </w:r>
+    </w:p>
+    <w:p>
+      <w:r>
+        <w:t xml:space="preserve">+++END-IF+++</w:t>
+      </w:r>
+    </w:p>
+    <w:p>
+      <w:r>
+        <w:t xml:space="preserve">+++END-FOR r+++</w:t>
+      </w:r>
+    </w:p>
+    <w:p>
+      <w:r>
+        <w:t xml:space="preserve">+++END-FOR s+++</w:t>
       </w:r>
     </w:p>
     <w:p>
@@ -3964,16 +4030,147 @@
       </w:r>
     </w:p>
     <w:p>
-      <w:pPr>
-        <w:rPr>
-          <w:szCs w:val="18"/>
-        </w:rPr>
-      </w:pPr>
-      <w:r>
-        <w:rPr>
-          <w:szCs w:val="18"/>
-        </w:rPr>
-        <w:t xml:space="preserve">Het inventarisatieformulier is (nog) niet ingevuld door de klant.</w:t>
+      <w:r>
+        <w:t xml:space="preserve">+++FOR s IN inventarisatieLeeg+++</w:t>
+      </w:r>
+    </w:p>
+    <w:p>
+      <w:r>
+        <w:t xml:space="preserve">+++IF $s.witregel+++</w:t>
+      </w:r>
+    </w:p>
+    <w:p>
+      <w:pPr>
+        <w:rPr>
+          <w:szCs w:val="18"/>
+        </w:rPr>
+      </w:pPr>
+      <w:r>
+        <w:rPr>
+          <w:szCs w:val="18"/>
+        </w:rPr>
+        <w:t xml:space="preserve"/>
+      </w:r>
+    </w:p>
+    <w:p>
+      <w:r>
+        <w:t xml:space="preserve">+++END-IF+++</w:t>
+      </w:r>
+    </w:p>
+    <w:p>
+      <w:r>
+        <w:t xml:space="preserve">+++IF $s.kop+++</w:t>
+      </w:r>
+    </w:p>
+    <w:p>
+      <w:pPr>
+        <w:pStyle w:val="Kop1"/>
+        <w:rPr>
+          <w:rFonts w:eastAsia="Noto Sans JP Regular"/>
+        </w:rPr>
+      </w:pPr>
+      <w:r>
+        <w:rPr>
+          <w:rFonts w:eastAsia="Noto Sans JP Regular"/>
+        </w:rPr>
+        <w:t xml:space="preserve">+++$s.kop+++</w:t>
+      </w:r>
+    </w:p>
+    <w:p>
+      <w:r>
+        <w:t xml:space="preserve">+++END-IF+++</w:t>
+      </w:r>
+    </w:p>
+    <w:p>
+      <w:r>
+        <w:t xml:space="preserve">+++FOR r IN $s.regels+++</w:t>
+      </w:r>
+    </w:p>
+    <w:p>
+      <w:r>
+        <w:t xml:space="preserve">+++IF $r.bullet &amp;&amp; !$r.niveau+++</w:t>
+      </w:r>
+    </w:p>
+    <w:p>
+      <w:pPr>
+        <w:numPr>
+          <w:ilvl w:val="0"/>
+          <w:numId w:val="1"/>
+        </w:numPr>
+        <w:rPr>
+          <w:szCs w:val="18"/>
+        </w:rPr>
+      </w:pPr>
+      <w:r>
+        <w:rPr>
+          <w:szCs w:val="18"/>
+        </w:rPr>
+        <w:t xml:space="preserve">+++$r.tekst+++</w:t>
+      </w:r>
+    </w:p>
+    <w:p>
+      <w:r>
+        <w:t xml:space="preserve">+++END-IF+++</w:t>
+      </w:r>
+    </w:p>
+    <w:p>
+      <w:r>
+        <w:t xml:space="preserve">+++IF $r.bullet &amp;&amp; $r.niveau+++</w:t>
+      </w:r>
+    </w:p>
+    <w:p>
+      <w:pPr>
+        <w:numPr>
+          <w:ilvl w:val="1"/>
+          <w:numId w:val="1"/>
+        </w:numPr>
+        <w:rPr>
+          <w:szCs w:val="18"/>
+        </w:rPr>
+      </w:pPr>
+      <w:r>
+        <w:rPr>
+          <w:szCs w:val="18"/>
+        </w:rPr>
+        <w:t xml:space="preserve">+++$r.tekst+++</w:t>
+      </w:r>
+    </w:p>
+    <w:p>
+      <w:r>
+        <w:t xml:space="preserve">+++END-IF+++</w:t>
+      </w:r>
+    </w:p>
+    <w:p>
+      <w:r>
+        <w:t xml:space="preserve">+++IF !$r.bullet+++</w:t>
+      </w:r>
+    </w:p>
+    <w:p>
+      <w:pPr>
+        <w:rPr>
+          <w:szCs w:val="18"/>
+        </w:rPr>
+      </w:pPr>
+      <w:r>
+        <w:rPr>
+          <w:szCs w:val="18"/>
+        </w:rPr>
+        <w:t xml:space="preserve">+++$r.tekst+++</w:t>
+      </w:r>
+    </w:p>
+    <w:p>
+      <w:r>
+        <w:t xml:space="preserve">+++END-IF+++</w:t>
+      </w:r>
+    </w:p>
+    <w:p>
+      <w:r>
+        <w:t xml:space="preserve">+++END-FOR r+++</w:t>
+      </w:r>
+    </w:p>
+    <w:p>
+      <w:r>
+        <w:t xml:space="preserve">+++END-FOR s+++</w:t>
       </w:r>
     </w:p>
     <w:p>

--- a/lib/briefing/templates/CP.docx
+++ b/lib/briefing/templates/CP.docx
@@ -2727,16 +2727,13 @@
       </w:r>
     </w:p>
     <w:p>
-      <w:pPr>
-        <w:rPr>
-          <w:szCs w:val="18"/>
-        </w:rPr>
-      </w:pPr>
-      <w:r>
-        <w:rPr>
-          <w:szCs w:val="18"/>
-        </w:rPr>
-        <w:t xml:space="preserve">+++FOR blk IN rolblokken+++</w:t>
+      <w:r>
+        <w:t xml:space="preserve">+++FOR s IN concept+++</w:t>
+      </w:r>
+    </w:p>
+    <w:p>
+      <w:r>
+        <w:t xml:space="preserve">+++IF $s.witregel+++</w:t>
       </w:r>
     </w:p>
     <w:p>
@@ -2754,7 +2751,12 @@
     </w:p>
     <w:p>
       <w:r>
-        <w:t xml:space="preserve">+++IF $blk.titel+++</w:t>
+        <w:t xml:space="preserve">+++END-IF+++</w:t>
+      </w:r>
+    </w:p>
+    <w:p>
+      <w:r>
+        <w:t xml:space="preserve">+++IF $s.kop+++</w:t>
       </w:r>
     </w:p>
     <w:p>
@@ -2768,7 +2770,7 @@
         <w:rPr>
           <w:rFonts w:eastAsia="Noto Sans JP Regular"/>
         </w:rPr>
-        <w:t xml:space="preserve">+++$blk.titel+++</w:t>
+        <w:t xml:space="preserve">+++$s.kop+++</w:t>
       </w:r>
     </w:p>
     <w:p>
@@ -2777,28 +2779,12 @@
       </w:r>
     </w:p>
     <w:p>
-      <w:pPr>
-        <w:rPr>
-          <w:szCs w:val="18"/>
-        </w:rPr>
-      </w:pPr>
-      <w:r>
-        <w:rPr>
-          <w:szCs w:val="18"/>
-        </w:rPr>
-        <w:t xml:space="preserve">+++FOR r IN $blk.regels+++</w:t>
-      </w:r>
-    </w:p>
-    <w:p>
-      <w:pPr>
-        <w:rPr>
-          <w:szCs w:val="18"/>
-        </w:rPr>
-      </w:pPr>
-      <w:r>
-        <w:rPr>
-          <w:szCs w:val="18"/>
-        </w:rPr>
+      <w:r>
+        <w:t xml:space="preserve">+++FOR r IN $s.regels+++</w:t>
+      </w:r>
+    </w:p>
+    <w:p>
+      <w:r>
         <w:t xml:space="preserve">+++IF $r.bullet &amp;&amp; !$r.niveau+++</w:t>
       </w:r>
     </w:p>
@@ -2820,28 +2806,12 @@
       </w:r>
     </w:p>
     <w:p>
-      <w:pPr>
-        <w:rPr>
-          <w:szCs w:val="18"/>
-        </w:rPr>
-      </w:pPr>
-      <w:r>
-        <w:rPr>
-          <w:szCs w:val="18"/>
-        </w:rPr>
+      <w:r>
         <w:t xml:space="preserve">+++END-IF+++</w:t>
       </w:r>
     </w:p>
     <w:p>
-      <w:pPr>
-        <w:rPr>
-          <w:szCs w:val="18"/>
-        </w:rPr>
-      </w:pPr>
-      <w:r>
-        <w:rPr>
-          <w:szCs w:val="18"/>
-        </w:rPr>
+      <w:r>
         <w:t xml:space="preserve">+++IF $r.bullet &amp;&amp; $r.niveau+++</w:t>
       </w:r>
     </w:p>
@@ -2863,28 +2833,12 @@
       </w:r>
     </w:p>
     <w:p>
-      <w:pPr>
-        <w:rPr>
-          <w:szCs w:val="18"/>
-        </w:rPr>
-      </w:pPr>
-      <w:r>
-        <w:rPr>
-          <w:szCs w:val="18"/>
-        </w:rPr>
+      <w:r>
         <w:t xml:space="preserve">+++END-IF+++</w:t>
       </w:r>
     </w:p>
     <w:p>
-      <w:pPr>
-        <w:rPr>
-          <w:szCs w:val="18"/>
-        </w:rPr>
-      </w:pPr>
-      <w:r>
-        <w:rPr>
-          <w:szCs w:val="18"/>
-        </w:rPr>
+      <w:r>
         <w:t xml:space="preserve">+++IF !$r.bullet+++</w:t>
       </w:r>
     </w:p>
@@ -2902,104 +2856,31 @@
       </w:r>
     </w:p>
     <w:p>
-      <w:pPr>
-        <w:rPr>
-          <w:szCs w:val="18"/>
-        </w:rPr>
-      </w:pPr>
-      <w:r>
-        <w:rPr>
-          <w:szCs w:val="18"/>
-        </w:rPr>
+      <w:r>
         <w:t xml:space="preserve">+++END-IF+++</w:t>
       </w:r>
     </w:p>
     <w:p>
-      <w:pPr>
-        <w:rPr>
-          <w:szCs w:val="18"/>
-        </w:rPr>
-      </w:pPr>
-      <w:r>
-        <w:rPr>
-          <w:szCs w:val="18"/>
-        </w:rPr>
+      <w:r>
         <w:t xml:space="preserve">+++END-FOR r+++</w:t>
       </w:r>
     </w:p>
     <w:p>
-      <w:pPr>
-        <w:rPr>
-          <w:szCs w:val="18"/>
-        </w:rPr>
-      </w:pPr>
-      <w:r>
-        <w:rPr>
-          <w:szCs w:val="18"/>
-        </w:rPr>
-        <w:t xml:space="preserve">+++END-FOR blk+++</w:t>
-      </w:r>
-    </w:p>
-    <w:p>
-      <w:r>
-        <w:t xml:space="preserve">+++FOR s IN concept+++</w:t>
-      </w:r>
-    </w:p>
-    <w:p>
-      <w:r>
-        <w:t xml:space="preserve">+++IF $s.witregel+++</w:t>
-      </w:r>
-    </w:p>
-    <w:p>
-      <w:pPr>
-        <w:rPr>
-          <w:szCs w:val="18"/>
-        </w:rPr>
-      </w:pPr>
-      <w:r>
-        <w:rPr>
-          <w:szCs w:val="18"/>
-        </w:rPr>
-        <w:t xml:space="preserve"/>
-      </w:r>
-    </w:p>
-    <w:p>
-      <w:r>
-        <w:t xml:space="preserve">+++END-IF+++</w:t>
-      </w:r>
-    </w:p>
-    <w:p>
-      <w:r>
-        <w:t xml:space="preserve">+++IF $s.kop+++</w:t>
-      </w:r>
-    </w:p>
-    <w:p>
-      <w:pPr>
-        <w:pStyle w:val="Kop1"/>
-        <w:rPr>
-          <w:rFonts w:eastAsia="Noto Sans JP Regular"/>
-        </w:rPr>
-      </w:pPr>
-      <w:r>
-        <w:rPr>
-          <w:rFonts w:eastAsia="Noto Sans JP Regular"/>
-        </w:rPr>
-        <w:t xml:space="preserve">+++$s.kop+++</w:t>
-      </w:r>
-    </w:p>
-    <w:p>
-      <w:r>
-        <w:t xml:space="preserve">+++END-IF+++</w:t>
-      </w:r>
-    </w:p>
-    <w:p>
-      <w:r>
-        <w:t xml:space="preserve">+++FOR r IN $s.regels+++</w:t>
-      </w:r>
-    </w:p>
-    <w:p>
-      <w:r>
-        <w:t xml:space="preserve">+++IF $r.bullet &amp;&amp; !$r.niveau+++</w:t>
+      <w:r>
+        <w:t xml:space="preserve">+++END-FOR s+++</w:t>
+      </w:r>
+    </w:p>
+    <w:p>
+      <w:pPr>
+        <w:rPr>
+          <w:szCs w:val="18"/>
+        </w:rPr>
+      </w:pPr>
+      <w:r>
+        <w:rPr>
+          <w:szCs w:val="18"/>
+        </w:rPr>
+        <w:t xml:space="preserve">+++FOR b IN bullets+++</w:t>
       </w:r>
     </w:p>
     <w:p>
@@ -3016,16 +2897,138 @@
         <w:rPr>
           <w:szCs w:val="18"/>
         </w:rPr>
+        <w:t xml:space="preserve">+++$b+++</w:t>
+      </w:r>
+    </w:p>
+    <w:p>
+      <w:pPr>
+        <w:rPr>
+          <w:szCs w:val="18"/>
+        </w:rPr>
+      </w:pPr>
+      <w:r>
+        <w:rPr>
+          <w:szCs w:val="18"/>
+        </w:rPr>
+        <w:t xml:space="preserve">+++END-FOR b+++</w:t>
+      </w:r>
+    </w:p>
+    <w:p>
+      <w:pPr>
+        <w:rPr>
+          <w:szCs w:val="18"/>
+        </w:rPr>
+      </w:pPr>
+      <w:r>
+        <w:rPr>
+          <w:szCs w:val="18"/>
+        </w:rPr>
+        <w:t xml:space="preserve">+++FOR blk IN rolblokken+++</w:t>
+      </w:r>
+    </w:p>
+    <w:p>
+      <w:pPr>
+        <w:rPr>
+          <w:szCs w:val="18"/>
+        </w:rPr>
+      </w:pPr>
+      <w:r>
+        <w:rPr>
+          <w:szCs w:val="18"/>
+        </w:rPr>
+        <w:t xml:space="preserve"/>
+      </w:r>
+    </w:p>
+    <w:p>
+      <w:r>
+        <w:t xml:space="preserve">+++IF $blk.titel+++</w:t>
+      </w:r>
+    </w:p>
+    <w:p>
+      <w:pPr>
+        <w:pStyle w:val="Kop1"/>
+        <w:rPr>
+          <w:rFonts w:eastAsia="Noto Sans JP Regular"/>
+        </w:rPr>
+      </w:pPr>
+      <w:r>
+        <w:rPr>
+          <w:rFonts w:eastAsia="Noto Sans JP Regular"/>
+        </w:rPr>
+        <w:t xml:space="preserve">+++$blk.titel+++</w:t>
+      </w:r>
+    </w:p>
+    <w:p>
+      <w:r>
+        <w:t xml:space="preserve">+++END-IF+++</w:t>
+      </w:r>
+    </w:p>
+    <w:p>
+      <w:pPr>
+        <w:rPr>
+          <w:szCs w:val="18"/>
+        </w:rPr>
+      </w:pPr>
+      <w:r>
+        <w:rPr>
+          <w:szCs w:val="18"/>
+        </w:rPr>
+        <w:t xml:space="preserve">+++FOR r IN $blk.regels+++</w:t>
+      </w:r>
+    </w:p>
+    <w:p>
+      <w:pPr>
+        <w:rPr>
+          <w:szCs w:val="18"/>
+        </w:rPr>
+      </w:pPr>
+      <w:r>
+        <w:rPr>
+          <w:szCs w:val="18"/>
+        </w:rPr>
+        <w:t xml:space="preserve">+++IF $r.bullet &amp;&amp; !$r.niveau+++</w:t>
+      </w:r>
+    </w:p>
+    <w:p>
+      <w:pPr>
+        <w:numPr>
+          <w:ilvl w:val="0"/>
+          <w:numId w:val="1"/>
+        </w:numPr>
+        <w:rPr>
+          <w:szCs w:val="18"/>
+        </w:rPr>
+      </w:pPr>
+      <w:r>
+        <w:rPr>
+          <w:szCs w:val="18"/>
+        </w:rPr>
         <w:t xml:space="preserve">+++$r.tekst+++</w:t>
       </w:r>
     </w:p>
     <w:p>
-      <w:r>
+      <w:pPr>
+        <w:rPr>
+          <w:szCs w:val="18"/>
+        </w:rPr>
+      </w:pPr>
+      <w:r>
+        <w:rPr>
+          <w:szCs w:val="18"/>
+        </w:rPr>
         <w:t xml:space="preserve">+++END-IF+++</w:t>
       </w:r>
     </w:p>
     <w:p>
-      <w:r>
+      <w:pPr>
+        <w:rPr>
+          <w:szCs w:val="18"/>
+        </w:rPr>
+      </w:pPr>
+      <w:r>
+        <w:rPr>
+          <w:szCs w:val="18"/>
+        </w:rPr>
         <w:t xml:space="preserve">+++IF $r.bullet &amp;&amp; $r.niveau+++</w:t>
       </w:r>
     </w:p>
@@ -3047,12 +3050,28 @@
       </w:r>
     </w:p>
     <w:p>
-      <w:r>
+      <w:pPr>
+        <w:rPr>
+          <w:szCs w:val="18"/>
+        </w:rPr>
+      </w:pPr>
+      <w:r>
+        <w:rPr>
+          <w:szCs w:val="18"/>
+        </w:rPr>
         <w:t xml:space="preserve">+++END-IF+++</w:t>
       </w:r>
     </w:p>
     <w:p>
-      <w:r>
+      <w:pPr>
+        <w:rPr>
+          <w:szCs w:val="18"/>
+        </w:rPr>
+      </w:pPr>
+      <w:r>
+        <w:rPr>
+          <w:szCs w:val="18"/>
+        </w:rPr>
         <w:t xml:space="preserve">+++IF !$r.bullet+++</w:t>
       </w:r>
     </w:p>
@@ -3070,61 +3089,42 @@
       </w:r>
     </w:p>
     <w:p>
-      <w:r>
+      <w:pPr>
+        <w:rPr>
+          <w:szCs w:val="18"/>
+        </w:rPr>
+      </w:pPr>
+      <w:r>
+        <w:rPr>
+          <w:szCs w:val="18"/>
+        </w:rPr>
         <w:t xml:space="preserve">+++END-IF+++</w:t>
       </w:r>
     </w:p>
     <w:p>
-      <w:r>
+      <w:pPr>
+        <w:rPr>
+          <w:szCs w:val="18"/>
+        </w:rPr>
+      </w:pPr>
+      <w:r>
+        <w:rPr>
+          <w:szCs w:val="18"/>
+        </w:rPr>
         <w:t xml:space="preserve">+++END-FOR r+++</w:t>
       </w:r>
     </w:p>
     <w:p>
-      <w:r>
-        <w:t xml:space="preserve">+++END-FOR s+++</w:t>
-      </w:r>
-    </w:p>
-    <w:p>
-      <w:pPr>
-        <w:rPr>
-          <w:szCs w:val="18"/>
-        </w:rPr>
-      </w:pPr>
-      <w:r>
-        <w:rPr>
-          <w:szCs w:val="18"/>
-        </w:rPr>
-        <w:t xml:space="preserve">+++FOR b IN bullets+++</w:t>
-      </w:r>
-    </w:p>
-    <w:p>
-      <w:pPr>
-        <w:numPr>
-          <w:ilvl w:val="0"/>
-          <w:numId w:val="1"/>
-        </w:numPr>
-        <w:rPr>
-          <w:szCs w:val="18"/>
-        </w:rPr>
-      </w:pPr>
-      <w:r>
-        <w:rPr>
-          <w:szCs w:val="18"/>
-        </w:rPr>
-        <w:t xml:space="preserve">+++$b+++</w:t>
-      </w:r>
-    </w:p>
-    <w:p>
-      <w:pPr>
-        <w:rPr>
-          <w:szCs w:val="18"/>
-        </w:rPr>
-      </w:pPr>
-      <w:r>
-        <w:rPr>
-          <w:szCs w:val="18"/>
-        </w:rPr>
-        <w:t xml:space="preserve">+++END-FOR b+++</w:t>
+      <w:pPr>
+        <w:rPr>
+          <w:szCs w:val="18"/>
+        </w:rPr>
+      </w:pPr>
+      <w:r>
+        <w:rPr>
+          <w:szCs w:val="18"/>
+        </w:rPr>
+        <w:t xml:space="preserve">+++END-FOR blk+++</w:t>
       </w:r>
     </w:p>
     <w:p>

--- a/lib/briefing/templates/CP.docx
+++ b/lib/briefing/templates/CP.docx
@@ -2032,6 +2032,11 @@
       <w:proofErr w:type="spellEnd"/>
     </w:p>
     <w:p>
+      <w:r>
+        <w:t xml:space="preserve">+++IF $a.kop+++</w:t>
+      </w:r>
+    </w:p>
+    <w:p>
       <w:pPr>
         <w:rPr>
           <w:lang w:val="en-US" w:eastAsia="nl-NL"/>
@@ -2039,76 +2044,172 @@
       </w:pPr>
       <w:r>
         <w:rPr>
+          <w:b/>
+          <w:bCs/>
           <w:lang w:val="en-US" w:eastAsia="nl-NL"/>
         </w:rPr>
-        <w:t xml:space="preserve">+++$a+++</w:t>
-      </w:r>
-      <w:proofErr w:type="spellStart"/>
-      <w:proofErr w:type="spellEnd"/>
-      <w:proofErr w:type="spellStart"/>
-      <w:proofErr w:type="spellEnd"/>
-      <w:proofErr w:type="spellStart"/>
-      <w:proofErr w:type="spellEnd"/>
-      <w:proofErr w:type="spellStart"/>
-      <w:proofErr w:type="spellEnd"/>
-      <w:proofErr w:type="spellStart"/>
-      <w:proofErr w:type="spellEnd"/>
-      <w:proofErr w:type="spellStart"/>
-      <w:proofErr w:type="spellEnd"/>
-      <w:proofErr w:type="spellStart"/>
-      <w:proofErr w:type="spellEnd"/>
-      <w:proofErr w:type="spellStart"/>
-      <w:proofErr w:type="spellEnd"/>
-      <w:proofErr w:type="spellStart"/>
-      <w:proofErr w:type="spellEnd"/>
-      <w:proofErr w:type="spellStart"/>
-      <w:proofErr w:type="spellEnd"/>
-      <w:proofErr w:type="spellStart"/>
-      <w:proofErr w:type="spellEnd"/>
-      <w:proofErr w:type="spellStart"/>
-      <w:proofErr w:type="spellEnd"/>
-      <w:proofErr w:type="spellStart"/>
-      <w:proofErr w:type="spellEnd"/>
-      <w:proofErr w:type="spellStart"/>
-      <w:proofErr w:type="spellEnd"/>
-      <w:proofErr w:type="spellStart"/>
-      <w:proofErr w:type="spellEnd"/>
-      <w:proofErr w:type="spellStart"/>
-      <w:proofErr w:type="spellEnd"/>
-      <w:proofErr w:type="spellStart"/>
-      <w:proofErr w:type="spellEnd"/>
-      <w:proofErr w:type="spellStart"/>
-      <w:proofErr w:type="spellEnd"/>
-      <w:proofErr w:type="spellStart"/>
-      <w:proofErr w:type="spellEnd"/>
-      <w:proofErr w:type="spellStart"/>
-      <w:proofErr w:type="spellEnd"/>
-      <w:proofErr w:type="spellStart"/>
-      <w:proofErr w:type="spellEnd"/>
-      <w:proofErr w:type="spellStart"/>
-      <w:proofErr w:type="spellEnd"/>
-      <w:proofErr w:type="spellStart"/>
-      <w:proofErr w:type="spellEnd"/>
-      <w:proofErr w:type="spellStart"/>
-      <w:proofErr w:type="spellEnd"/>
-      <w:proofErr w:type="spellStart"/>
-      <w:proofErr w:type="spellEnd"/>
-      <w:proofErr w:type="spellStart"/>
-      <w:proofErr w:type="spellEnd"/>
-      <w:proofErr w:type="spellStart"/>
-      <w:proofErr w:type="spellEnd"/>
-      <w:proofErr w:type="spellStart"/>
-      <w:proofErr w:type="spellEnd"/>
-      <w:proofErr w:type="spellStart"/>
-      <w:proofErr w:type="spellEnd"/>
-      <w:proofErr w:type="spellStart"/>
-      <w:proofErr w:type="spellEnd"/>
-      <w:proofErr w:type="spellStart"/>
-      <w:proofErr w:type="spellEnd"/>
-      <w:proofErr w:type="spellStart"/>
-      <w:proofErr w:type="spellEnd"/>
-      <w:proofErr w:type="spellStart"/>
-      <w:proofErr w:type="spellEnd"/>
+        <w:t xml:space="preserve">+++$a.tekst+++</w:t>
+      </w:r>
+      <w:proofErr w:type="spellStart"/>
+      <w:proofErr w:type="spellEnd"/>
+      <w:proofErr w:type="spellStart"/>
+      <w:proofErr w:type="spellEnd"/>
+      <w:proofErr w:type="spellStart"/>
+      <w:proofErr w:type="spellEnd"/>
+      <w:proofErr w:type="spellStart"/>
+      <w:proofErr w:type="spellEnd"/>
+      <w:proofErr w:type="spellStart"/>
+      <w:proofErr w:type="spellEnd"/>
+      <w:proofErr w:type="spellStart"/>
+      <w:proofErr w:type="spellEnd"/>
+      <w:proofErr w:type="spellStart"/>
+      <w:proofErr w:type="spellEnd"/>
+      <w:proofErr w:type="spellStart"/>
+      <w:proofErr w:type="spellEnd"/>
+      <w:proofErr w:type="spellStart"/>
+      <w:proofErr w:type="spellEnd"/>
+      <w:proofErr w:type="spellStart"/>
+      <w:proofErr w:type="spellEnd"/>
+      <w:proofErr w:type="spellStart"/>
+      <w:proofErr w:type="spellEnd"/>
+      <w:proofErr w:type="spellStart"/>
+      <w:proofErr w:type="spellEnd"/>
+      <w:proofErr w:type="spellStart"/>
+      <w:proofErr w:type="spellEnd"/>
+      <w:proofErr w:type="spellStart"/>
+      <w:proofErr w:type="spellEnd"/>
+      <w:proofErr w:type="spellStart"/>
+      <w:proofErr w:type="spellEnd"/>
+      <w:proofErr w:type="spellStart"/>
+      <w:proofErr w:type="spellEnd"/>
+      <w:proofErr w:type="spellStart"/>
+      <w:proofErr w:type="spellEnd"/>
+      <w:proofErr w:type="spellStart"/>
+      <w:proofErr w:type="spellEnd"/>
+      <w:proofErr w:type="spellStart"/>
+      <w:proofErr w:type="spellEnd"/>
+      <w:proofErr w:type="spellStart"/>
+      <w:proofErr w:type="spellEnd"/>
+      <w:proofErr w:type="spellStart"/>
+      <w:proofErr w:type="spellEnd"/>
+      <w:proofErr w:type="spellStart"/>
+      <w:proofErr w:type="spellEnd"/>
+      <w:proofErr w:type="spellStart"/>
+      <w:proofErr w:type="spellEnd"/>
+      <w:proofErr w:type="spellStart"/>
+      <w:proofErr w:type="spellEnd"/>
+      <w:proofErr w:type="spellStart"/>
+      <w:proofErr w:type="spellEnd"/>
+      <w:proofErr w:type="spellStart"/>
+      <w:proofErr w:type="spellEnd"/>
+      <w:proofErr w:type="spellStart"/>
+      <w:proofErr w:type="spellEnd"/>
+      <w:proofErr w:type="spellStart"/>
+      <w:proofErr w:type="spellEnd"/>
+      <w:proofErr w:type="spellStart"/>
+      <w:proofErr w:type="spellEnd"/>
+      <w:proofErr w:type="spellStart"/>
+      <w:proofErr w:type="spellEnd"/>
+      <w:proofErr w:type="spellStart"/>
+      <w:proofErr w:type="spellEnd"/>
+      <w:proofErr w:type="spellStart"/>
+      <w:proofErr w:type="spellEnd"/>
+      <w:proofErr w:type="spellStart"/>
+      <w:proofErr w:type="spellEnd"/>
+    </w:p>
+    <w:p>
+      <w:r>
+        <w:t xml:space="preserve">+++END-IF+++</w:t>
+      </w:r>
+    </w:p>
+    <w:p>
+      <w:r>
+        <w:t xml:space="preserve">+++IF !$a.kop+++</w:t>
+      </w:r>
+    </w:p>
+    <w:p>
+      <w:pPr>
+        <w:rPr>
+          <w:lang w:val="en-US" w:eastAsia="nl-NL"/>
+        </w:rPr>
+      </w:pPr>
+      <w:r>
+        <w:rPr>
+          <w:lang w:val="en-US" w:eastAsia="nl-NL"/>
+        </w:rPr>
+        <w:t xml:space="preserve">+++$a.tekst+++</w:t>
+      </w:r>
+      <w:proofErr w:type="spellStart"/>
+      <w:proofErr w:type="spellEnd"/>
+      <w:proofErr w:type="spellStart"/>
+      <w:proofErr w:type="spellEnd"/>
+      <w:proofErr w:type="spellStart"/>
+      <w:proofErr w:type="spellEnd"/>
+      <w:proofErr w:type="spellStart"/>
+      <w:proofErr w:type="spellEnd"/>
+      <w:proofErr w:type="spellStart"/>
+      <w:proofErr w:type="spellEnd"/>
+      <w:proofErr w:type="spellStart"/>
+      <w:proofErr w:type="spellEnd"/>
+      <w:proofErr w:type="spellStart"/>
+      <w:proofErr w:type="spellEnd"/>
+      <w:proofErr w:type="spellStart"/>
+      <w:proofErr w:type="spellEnd"/>
+      <w:proofErr w:type="spellStart"/>
+      <w:proofErr w:type="spellEnd"/>
+      <w:proofErr w:type="spellStart"/>
+      <w:proofErr w:type="spellEnd"/>
+      <w:proofErr w:type="spellStart"/>
+      <w:proofErr w:type="spellEnd"/>
+      <w:proofErr w:type="spellStart"/>
+      <w:proofErr w:type="spellEnd"/>
+      <w:proofErr w:type="spellStart"/>
+      <w:proofErr w:type="spellEnd"/>
+      <w:proofErr w:type="spellStart"/>
+      <w:proofErr w:type="spellEnd"/>
+      <w:proofErr w:type="spellStart"/>
+      <w:proofErr w:type="spellEnd"/>
+      <w:proofErr w:type="spellStart"/>
+      <w:proofErr w:type="spellEnd"/>
+      <w:proofErr w:type="spellStart"/>
+      <w:proofErr w:type="spellEnd"/>
+      <w:proofErr w:type="spellStart"/>
+      <w:proofErr w:type="spellEnd"/>
+      <w:proofErr w:type="spellStart"/>
+      <w:proofErr w:type="spellEnd"/>
+      <w:proofErr w:type="spellStart"/>
+      <w:proofErr w:type="spellEnd"/>
+      <w:proofErr w:type="spellStart"/>
+      <w:proofErr w:type="spellEnd"/>
+      <w:proofErr w:type="spellStart"/>
+      <w:proofErr w:type="spellEnd"/>
+      <w:proofErr w:type="spellStart"/>
+      <w:proofErr w:type="spellEnd"/>
+      <w:proofErr w:type="spellStart"/>
+      <w:proofErr w:type="spellEnd"/>
+      <w:proofErr w:type="spellStart"/>
+      <w:proofErr w:type="spellEnd"/>
+      <w:proofErr w:type="spellStart"/>
+      <w:proofErr w:type="spellEnd"/>
+      <w:proofErr w:type="spellStart"/>
+      <w:proofErr w:type="spellEnd"/>
+      <w:proofErr w:type="spellStart"/>
+      <w:proofErr w:type="spellEnd"/>
+      <w:proofErr w:type="spellStart"/>
+      <w:proofErr w:type="spellEnd"/>
+      <w:proofErr w:type="spellStart"/>
+      <w:proofErr w:type="spellEnd"/>
+      <w:proofErr w:type="spellStart"/>
+      <w:proofErr w:type="spellEnd"/>
+      <w:proofErr w:type="spellStart"/>
+      <w:proofErr w:type="spellEnd"/>
+      <w:proofErr w:type="spellStart"/>
+      <w:proofErr w:type="spellEnd"/>
+    </w:p>
+    <w:p>
+      <w:r>
+        <w:t xml:space="preserve">+++END-IF+++</w:t>
+      </w:r>
     </w:p>
     <w:p>
       <w:pPr>

--- a/lib/briefing/templates/CP.docx
+++ b/lib/briefing/templates/CP.docx
@@ -4071,8 +4071,17 @@
           <w:szCs w:val="18"/>
         </w:rPr>
       </w:pPr>
-      <w:r>
-        <w:rPr>
+    </w:p>
+    <w:p>
+      <w:pPr>
+        <w:rPr>
+          <w:szCs w:val="18"/>
+        </w:rPr>
+      </w:pPr>
+      <w:r>
+        <w:rPr>
+          <w:b/>
+          <w:bCs/>
           <w:szCs w:val="18"/>
         </w:rPr>
         <w:t xml:space="preserve">+++$v.vraag+++</w:t>

--- a/lib/briefing/templates/CP.docx
+++ b/lib/briefing/templates/CP.docx
@@ -2033,7 +2033,193 @@
     </w:p>
     <w:p>
       <w:r>
-        <w:t xml:space="preserve">+++IF $a.kop+++</w:t>
+        <w:t xml:space="preserve">+++IF $a.niveau === 1+++</w:t>
+      </w:r>
+    </w:p>
+    <w:p>
+      <w:pPr>
+        <w:rPr>
+          <w:lang w:val="en-US" w:eastAsia="nl-NL"/>
+        </w:rPr>
+      </w:pPr>
+      <w:r>
+        <w:rPr>
+          <w:b/>
+          <w:bCs/>
+          <w:sz w:val="27"/>
+          <w:szCs w:val="27"/>
+          <w:lang w:val="en-US" w:eastAsia="nl-NL"/>
+        </w:rPr>
+        <w:t xml:space="preserve">+++$a.tekst+++</w:t>
+      </w:r>
+      <w:proofErr w:type="spellStart"/>
+      <w:proofErr w:type="spellEnd"/>
+      <w:proofErr w:type="spellStart"/>
+      <w:proofErr w:type="spellEnd"/>
+      <w:proofErr w:type="spellStart"/>
+      <w:proofErr w:type="spellEnd"/>
+      <w:proofErr w:type="spellStart"/>
+      <w:proofErr w:type="spellEnd"/>
+      <w:proofErr w:type="spellStart"/>
+      <w:proofErr w:type="spellEnd"/>
+      <w:proofErr w:type="spellStart"/>
+      <w:proofErr w:type="spellEnd"/>
+      <w:proofErr w:type="spellStart"/>
+      <w:proofErr w:type="spellEnd"/>
+      <w:proofErr w:type="spellStart"/>
+      <w:proofErr w:type="spellEnd"/>
+      <w:proofErr w:type="spellStart"/>
+      <w:proofErr w:type="spellEnd"/>
+      <w:proofErr w:type="spellStart"/>
+      <w:proofErr w:type="spellEnd"/>
+      <w:proofErr w:type="spellStart"/>
+      <w:proofErr w:type="spellEnd"/>
+      <w:proofErr w:type="spellStart"/>
+      <w:proofErr w:type="spellEnd"/>
+      <w:proofErr w:type="spellStart"/>
+      <w:proofErr w:type="spellEnd"/>
+      <w:proofErr w:type="spellStart"/>
+      <w:proofErr w:type="spellEnd"/>
+      <w:proofErr w:type="spellStart"/>
+      <w:proofErr w:type="spellEnd"/>
+      <w:proofErr w:type="spellStart"/>
+      <w:proofErr w:type="spellEnd"/>
+      <w:proofErr w:type="spellStart"/>
+      <w:proofErr w:type="spellEnd"/>
+      <w:proofErr w:type="spellStart"/>
+      <w:proofErr w:type="spellEnd"/>
+      <w:proofErr w:type="spellStart"/>
+      <w:proofErr w:type="spellEnd"/>
+      <w:proofErr w:type="spellStart"/>
+      <w:proofErr w:type="spellEnd"/>
+      <w:proofErr w:type="spellStart"/>
+      <w:proofErr w:type="spellEnd"/>
+      <w:proofErr w:type="spellStart"/>
+      <w:proofErr w:type="spellEnd"/>
+      <w:proofErr w:type="spellStart"/>
+      <w:proofErr w:type="spellEnd"/>
+      <w:proofErr w:type="spellStart"/>
+      <w:proofErr w:type="spellEnd"/>
+      <w:proofErr w:type="spellStart"/>
+      <w:proofErr w:type="spellEnd"/>
+      <w:proofErr w:type="spellStart"/>
+      <w:proofErr w:type="spellEnd"/>
+      <w:proofErr w:type="spellStart"/>
+      <w:proofErr w:type="spellEnd"/>
+      <w:proofErr w:type="spellStart"/>
+      <w:proofErr w:type="spellEnd"/>
+      <w:proofErr w:type="spellStart"/>
+      <w:proofErr w:type="spellEnd"/>
+      <w:proofErr w:type="spellStart"/>
+      <w:proofErr w:type="spellEnd"/>
+      <w:proofErr w:type="spellStart"/>
+      <w:proofErr w:type="spellEnd"/>
+      <w:proofErr w:type="spellStart"/>
+      <w:proofErr w:type="spellEnd"/>
+      <w:proofErr w:type="spellStart"/>
+      <w:proofErr w:type="spellEnd"/>
+    </w:p>
+    <w:p>
+      <w:r>
+        <w:t xml:space="preserve">+++END-IF+++</w:t>
+      </w:r>
+    </w:p>
+    <w:p>
+      <w:r>
+        <w:t xml:space="preserve">+++IF $a.niveau === 2+++</w:t>
+      </w:r>
+    </w:p>
+    <w:p>
+      <w:pPr>
+        <w:rPr>
+          <w:lang w:val="en-US" w:eastAsia="nl-NL"/>
+        </w:rPr>
+      </w:pPr>
+      <w:r>
+        <w:rPr>
+          <w:b/>
+          <w:bCs/>
+          <w:sz w:val="26"/>
+          <w:szCs w:val="26"/>
+          <w:lang w:val="en-US" w:eastAsia="nl-NL"/>
+        </w:rPr>
+        <w:t xml:space="preserve">+++$a.tekst+++</w:t>
+      </w:r>
+      <w:proofErr w:type="spellStart"/>
+      <w:proofErr w:type="spellEnd"/>
+      <w:proofErr w:type="spellStart"/>
+      <w:proofErr w:type="spellEnd"/>
+      <w:proofErr w:type="spellStart"/>
+      <w:proofErr w:type="spellEnd"/>
+      <w:proofErr w:type="spellStart"/>
+      <w:proofErr w:type="spellEnd"/>
+      <w:proofErr w:type="spellStart"/>
+      <w:proofErr w:type="spellEnd"/>
+      <w:proofErr w:type="spellStart"/>
+      <w:proofErr w:type="spellEnd"/>
+      <w:proofErr w:type="spellStart"/>
+      <w:proofErr w:type="spellEnd"/>
+      <w:proofErr w:type="spellStart"/>
+      <w:proofErr w:type="spellEnd"/>
+      <w:proofErr w:type="spellStart"/>
+      <w:proofErr w:type="spellEnd"/>
+      <w:proofErr w:type="spellStart"/>
+      <w:proofErr w:type="spellEnd"/>
+      <w:proofErr w:type="spellStart"/>
+      <w:proofErr w:type="spellEnd"/>
+      <w:proofErr w:type="spellStart"/>
+      <w:proofErr w:type="spellEnd"/>
+      <w:proofErr w:type="spellStart"/>
+      <w:proofErr w:type="spellEnd"/>
+      <w:proofErr w:type="spellStart"/>
+      <w:proofErr w:type="spellEnd"/>
+      <w:proofErr w:type="spellStart"/>
+      <w:proofErr w:type="spellEnd"/>
+      <w:proofErr w:type="spellStart"/>
+      <w:proofErr w:type="spellEnd"/>
+      <w:proofErr w:type="spellStart"/>
+      <w:proofErr w:type="spellEnd"/>
+      <w:proofErr w:type="spellStart"/>
+      <w:proofErr w:type="spellEnd"/>
+      <w:proofErr w:type="spellStart"/>
+      <w:proofErr w:type="spellEnd"/>
+      <w:proofErr w:type="spellStart"/>
+      <w:proofErr w:type="spellEnd"/>
+      <w:proofErr w:type="spellStart"/>
+      <w:proofErr w:type="spellEnd"/>
+      <w:proofErr w:type="spellStart"/>
+      <w:proofErr w:type="spellEnd"/>
+      <w:proofErr w:type="spellStart"/>
+      <w:proofErr w:type="spellEnd"/>
+      <w:proofErr w:type="spellStart"/>
+      <w:proofErr w:type="spellEnd"/>
+      <w:proofErr w:type="spellStart"/>
+      <w:proofErr w:type="spellEnd"/>
+      <w:proofErr w:type="spellStart"/>
+      <w:proofErr w:type="spellEnd"/>
+      <w:proofErr w:type="spellStart"/>
+      <w:proofErr w:type="spellEnd"/>
+      <w:proofErr w:type="spellStart"/>
+      <w:proofErr w:type="spellEnd"/>
+      <w:proofErr w:type="spellStart"/>
+      <w:proofErr w:type="spellEnd"/>
+      <w:proofErr w:type="spellStart"/>
+      <w:proofErr w:type="spellEnd"/>
+      <w:proofErr w:type="spellStart"/>
+      <w:proofErr w:type="spellEnd"/>
+      <w:proofErr w:type="spellStart"/>
+      <w:proofErr w:type="spellEnd"/>
+      <w:proofErr w:type="spellStart"/>
+      <w:proofErr w:type="spellEnd"/>
+    </w:p>
+    <w:p>
+      <w:r>
+        <w:t xml:space="preserve">+++END-IF+++</w:t>
+      </w:r>
+    </w:p>
+    <w:p>
+      <w:r>
+        <w:t xml:space="preserve">+++IF $a.niveau === 3+++</w:t>
       </w:r>
     </w:p>
     <w:p>
